--- a/atelier/atelier_071.docx
+++ b/atelier/atelier_071.docx
@@ -441,7 +441,7 @@
           </w:tcPr>
           <w:p>
             <w:r>
-              <w:t xml:space="preserve">Convention semver adoptée et consignée (#70)</w:t>
+              <w:t xml:space="preserve">Convention semver adoptée et consignée</w:t>
             </w:r>
           </w:p>
         </w:tc>
@@ -460,7 +460,7 @@
         <w:spacing w:after="120"/>
       </w:pPr>
       <w:r>
-        <w:t xml:space="preserve">La squad a sa convention de version (#70), mais elle tague encore à la main : c’est fastidieux, ça s’oublie sous pression, et le choix de l’incrément refait débat à chaque release alors que la règle existe déjà. La tentation naturelle est d’automatiser brutalement : taguer une nouvelle version à CHAQUE merge dans main. Mauvaise idée — ce serait remplacer l’oubli par le bruit : des dizaines de versions par semaine, dont la plupart ne correspondent à aucune release réelle, et un numéro qui ne veut de nouveau plus rien dire pour ceux qui dépendent du livrable. Le bon objectif est ailleurs : faire en sorte que la version soit calculée automatiquement à partir de l’intention déjà exprimée dans les commits, et qu’une release ne soit créée que lorsqu’il y a vraiment quelque chose à publier. Pour ça, deux pièces qui s’emboîtent : des messages de commit normalisés (conventional commits) qui portent le type de changement, et un outil de release (release-please ou semantic-release) qui lit ces commits, en déduit le bon incrément selon la convention du #70, et propose la release.</w:t>
+        <w:t xml:space="preserve">La squad a sa convention de version, mais elle tague encore à la main : c’est fastidieux, ça s’oublie sous pression, et le choix de l’incrément refait débat à chaque release alors que la règle existe déjà. La tentation naturelle est d’automatiser brutalement : taguer une nouvelle version à CHAQUE merge dans main. Mauvaise idée — ce serait remplacer l’oubli par le bruit : des dizaines de versions par semaine, dont la plupart ne correspondent à aucune release réelle, et un numéro qui ne veut de nouveau plus rien dire pour ceux qui dépendent du livrable. Le bon objectif est ailleurs : faire en sorte que la version soit calculée automatiquement à partir de l’intention déjà exprimée dans les commits, et qu’une release ne soit créée que lorsqu’il y a vraiment quelque chose à publier. Pour ça, deux pièces qui s’emboîtent : des messages de commit normalisés (conventional commits) qui portent le type de changement, et un outil de release (release-please ou semantic-release) qui lit ces commits, en déduit le bon incrément selon la convention du adopter notre convention de version, et propose la release.</w:t>
       </w:r>
     </w:p>
     <w:p>
@@ -481,7 +481,7 @@
         <w:spacing w:after="80"/>
       </w:pPr>
       <w:r>
-        <w:t xml:space="preserve">Auto-taguer chaque merge produit du bruit, pas de l’information : si chaque merge crée une version, le numéro n’indique plus une release mais un simple compteur de merges. Le consommateur (#69) ne peut plus distinguer une vraie nouvelle version d’un changement interne sans impact. On automatise, mais on casse la lisibilité qu’on avait construite. L’automatisation ne doit pas se payer en sens.</w:t>
+        <w:t xml:space="preserve">Auto-taguer chaque merge produit du bruit, pas de l’information : si chaque merge crée une version, le numéro n’indique plus une release mais un simple compteur de merges. Le consommateur ne peut plus distinguer une vraie nouvelle version d’un changement interne sans impact. On automatise, mais on casse la lisibilité qu’on avait construite. L’automatisation ne doit pas se payer en sens.</w:t>
       </w:r>
     </w:p>
     <w:p>
@@ -507,7 +507,7 @@
         <w:spacing w:after="80"/>
       </w:pPr>
       <w:r>
-        <w:t xml:space="preserve">La version devient déterministe et auditable : l’outil de release applique mécaniquement la convention du #70 — un feat donne un MINOR, un fix un PATCH, un changement marqué rupture un MAJOR. Plus de débat à chaque release, plus d’erreur de jugement : le numéro découle des commits, traçable jusqu’à chaque changement. C’est exactement la doctrine de la squad — l’humain exprime l’intention dans le commit, l’outil déterministe en déduit la version, l’humain valide la release proposée.</w:t>
+        <w:t xml:space="preserve">La version devient déterministe et auditable : l’outil de release applique mécaniquement la convention du adopter notre convention de version — un feat donne un MINOR, un fix un PATCH, un changement marqué rupture un MAJOR. Plus de débat à chaque release, plus d’erreur de jugement : le numéro découle des commits, traçable jusqu’à chaque changement. C’est exactement la doctrine de la squad — l’humain exprime l’intention dans le commit, l’outil déterministe en déduit la version, l’humain valide la release proposée.</w:t>
       </w:r>
     </w:p>
     <w:p>
@@ -568,20 +568,20 @@
         <w:t xml:space="preserve">Pièce 2 — l’outil de release : </w:t>
       </w:r>
       <w:r>
-        <w:t xml:space="preserve">brancher release-please (qui ouvre et tient à jour une MR de release) ou semantic-release (qui publie en fin de pipeline) pour lire ces commits, calculer l’incrément selon la convention du #70, générer le changelog et créer le tag + la release — seulement quand on fusionne la release.</w:t>
-      </w:r>
-    </w:p>
-    <w:p>
-      <w:pPr>
-        <w:pStyle w:val="ListParagraph"/>
-        <w:numPr>
-          <w:ilvl w:val="0"/>
-          <w:numId w:val="2"/>
-        </w:numPr>
-        <w:spacing w:after="80"/>
-      </w:pPr>
-      <w:r>
-        <w:t xml:space="preserve">Mapper explicitement commits → convention du #70 : le point qui rend l’automatisation fiable. La squad relie chaque type de commit à l’incrément qu’elle a défini au #70 (fix → PATCH, feat → MINOR, rupture → MAJOR), et tranche les types annexes (docs, chore, refactor : généralement pas de release). On ne réinvente pas la règle, on la câble dans l’outil.</w:t>
+        <w:t xml:space="preserve">brancher release-please (qui ouvre et tient à jour une MR de release) ou semantic-release (qui publie en fin de pipeline) pour lire ces commits, calculer l’incrément selon la convention du adopter notre convention de version, générer le changelog et créer le tag + la release — seulement quand on fusionne la release.</w:t>
+      </w:r>
+    </w:p>
+    <w:p>
+      <w:pPr>
+        <w:pStyle w:val="ListParagraph"/>
+        <w:numPr>
+          <w:ilvl w:val="0"/>
+          <w:numId w:val="2"/>
+        </w:numPr>
+        <w:spacing w:after="80"/>
+      </w:pPr>
+      <w:r>
+        <w:t xml:space="preserve">Mapper explicitement commits → convention du adopter notre convention de version : le point qui rend l’automatisation fiable. La squad relie chaque type de commit à l’incrément qu’elle a défini au adopter notre convention de version (fix → PATCH, feat → MINOR, rupture → MAJOR), et tranche les types annexes (docs, chore, refactor : généralement pas de release). On ne réinvente pas la règle, on la câble dans l’outil.</w:t>
       </w:r>
     </w:p>
     <w:p>
@@ -655,47 +655,47 @@
                 <w:sz w:val="18"/>
                 <w:szCs w:val="18"/>
               </w:rPr>
-              <w:t xml:space="preserve">fix:  corrige le calcul d'intérêt sur les comptes clôturés   -&gt; PATCH</w:t>
-            </w:r>
-          </w:p>
-          <w:p>
-            <w:r>
-              <w:rPr>
-                <w:rFonts w:ascii="Consolas" w:cs="Consolas" w:eastAsia="Consolas" w:hAnsi="Consolas"/>
-                <w:sz w:val="18"/>
-                <w:szCs w:val="18"/>
-              </w:rPr>
-              <w:t xml:space="preserve">feat: ajoute l'export CSV des écritures                      -&gt; MINOR</w:t>
-            </w:r>
-          </w:p>
-          <w:p>
-            <w:r>
-              <w:rPr>
-                <w:rFonts w:ascii="Consolas" w:cs="Consolas" w:eastAsia="Consolas" w:hAnsi="Consolas"/>
-                <w:sz w:val="18"/>
-                <w:szCs w:val="18"/>
-              </w:rPr>
-              <w:t xml:space="preserve">feat!: nouveau format de réponse de l'API /accounts          -&gt; MAJOR</w:t>
-            </w:r>
-          </w:p>
-          <w:p>
-            <w:r>
-              <w:rPr>
-                <w:rFonts w:ascii="Consolas" w:cs="Consolas" w:eastAsia="Consolas" w:hAnsi="Consolas"/>
-                <w:sz w:val="18"/>
-                <w:szCs w:val="18"/>
-              </w:rPr>
-              <w:t xml:space="preserve">      BREAKING CHANGE: le champ 'balance' devient un objet</w:t>
-            </w:r>
-          </w:p>
-          <w:p>
-            <w:r>
-              <w:rPr>
-                <w:rFonts w:ascii="Consolas" w:cs="Consolas" w:eastAsia="Consolas" w:hAnsi="Consolas"/>
-                <w:sz w:val="18"/>
-                <w:szCs w:val="18"/>
-              </w:rPr>
-              <w:t xml:space="preserve">docs:/chore:/refactor:  ...                                  -&gt; pas de release</w:t>
+              <w:t xml:space="preserve">fix: corrige le calcul d'intérêt sur les comptes clôturés -&gt; PATCH</w:t>
+            </w:r>
+          </w:p>
+          <w:p>
+            <w:r>
+              <w:rPr>
+                <w:rFonts w:ascii="Consolas" w:cs="Consolas" w:eastAsia="Consolas" w:hAnsi="Consolas"/>
+                <w:sz w:val="18"/>
+                <w:szCs w:val="18"/>
+              </w:rPr>
+              <w:t xml:space="preserve">feat: ajoute l'export CSV des écritures -&gt; MINOR</w:t>
+            </w:r>
+          </w:p>
+          <w:p>
+            <w:r>
+              <w:rPr>
+                <w:rFonts w:ascii="Consolas" w:cs="Consolas" w:eastAsia="Consolas" w:hAnsi="Consolas"/>
+                <w:sz w:val="18"/>
+                <w:szCs w:val="18"/>
+              </w:rPr>
+              <w:t xml:space="preserve">feat!: nouveau format de réponse de l'API /accounts -&gt; MAJOR</w:t>
+            </w:r>
+          </w:p>
+          <w:p>
+            <w:r>
+              <w:rPr>
+                <w:rFonts w:ascii="Consolas" w:cs="Consolas" w:eastAsia="Consolas" w:hAnsi="Consolas"/>
+                <w:sz w:val="18"/>
+                <w:szCs w:val="18"/>
+              </w:rPr>
+              <w:t xml:space="preserve"> BREAKING CHANGE: le champ 'balance' devient un objet</w:t>
+            </w:r>
+          </w:p>
+          <w:p>
+            <w:r>
+              <w:rPr>
+                <w:rFonts w:ascii="Consolas" w:cs="Consolas" w:eastAsia="Consolas" w:hAnsi="Consolas"/>
+                <w:sz w:val="18"/>
+                <w:szCs w:val="18"/>
+              </w:rPr>
+              <w:t xml:space="preserve">docs:/chore:/refactor:... -&gt; pas de release</w:t>
             </w:r>
           </w:p>
           <w:p>
@@ -725,7 +725,7 @@
                 <w:sz w:val="18"/>
                 <w:szCs w:val="18"/>
               </w:rPr>
-              <w:t xml:space="preserve">#    Le tag + la release ne sont créés QUE si on merge cette MR.</w:t>
+              <w:t xml:space="preserve"># Le tag + la release ne sont créés QUE si on merge cette MR.</w:t>
             </w:r>
           </w:p>
           <w:p>
@@ -745,67 +745,67 @@
                 <w:sz w:val="18"/>
                 <w:szCs w:val="18"/>
               </w:rPr>
-              <w:t xml:space="preserve">  stage: release</w:t>
-            </w:r>
-          </w:p>
-          <w:p>
-            <w:r>
-              <w:rPr>
-                <w:rFonts w:ascii="Consolas" w:cs="Consolas" w:eastAsia="Consolas" w:hAnsi="Consolas"/>
-                <w:sz w:val="18"/>
-                <w:szCs w:val="18"/>
-              </w:rPr>
-              <w:t xml:space="preserve">  image: &lt;image release-please&gt;</w:t>
-            </w:r>
-          </w:p>
-          <w:p>
-            <w:r>
-              <w:rPr>
-                <w:rFonts w:ascii="Consolas" w:cs="Consolas" w:eastAsia="Consolas" w:hAnsi="Consolas"/>
-                <w:sz w:val="18"/>
-                <w:szCs w:val="18"/>
-              </w:rPr>
-              <w:t xml:space="preserve">  rules:</w:t>
-            </w:r>
-          </w:p>
-          <w:p>
-            <w:r>
-              <w:rPr>
-                <w:rFonts w:ascii="Consolas" w:cs="Consolas" w:eastAsia="Consolas" w:hAnsi="Consolas"/>
-                <w:sz w:val="18"/>
-                <w:szCs w:val="18"/>
-              </w:rPr>
-              <w:t xml:space="preserve">    - if: '$CI_COMMIT_BRANCH == "main"'   # cohérent #63 : on tague main</w:t>
-            </w:r>
-          </w:p>
-          <w:p>
-            <w:r>
-              <w:rPr>
-                <w:rFonts w:ascii="Consolas" w:cs="Consolas" w:eastAsia="Consolas" w:hAnsi="Consolas"/>
-                <w:sz w:val="18"/>
-                <w:szCs w:val="18"/>
-              </w:rPr>
-              <w:t xml:space="preserve">  script:</w:t>
-            </w:r>
-          </w:p>
-          <w:p>
-            <w:r>
-              <w:rPr>
-                <w:rFonts w:ascii="Consolas" w:cs="Consolas" w:eastAsia="Consolas" w:hAnsi="Consolas"/>
-                <w:sz w:val="18"/>
-                <w:szCs w:val="18"/>
-              </w:rPr>
-              <w:t xml:space="preserve">    - release-please release-pr   # met à jour la MR de release</w:t>
-            </w:r>
-          </w:p>
-          <w:p>
-            <w:r>
-              <w:rPr>
-                <w:rFonts w:ascii="Consolas" w:cs="Consolas" w:eastAsia="Consolas" w:hAnsi="Consolas"/>
-                <w:sz w:val="18"/>
-                <w:szCs w:val="18"/>
-              </w:rPr>
-              <w:t xml:space="preserve">    - release-please github-release  # tag + release au merge de la MR</w:t>
+              <w:t xml:space="preserve"> stage: release</w:t>
+            </w:r>
+          </w:p>
+          <w:p>
+            <w:r>
+              <w:rPr>
+                <w:rFonts w:ascii="Consolas" w:cs="Consolas" w:eastAsia="Consolas" w:hAnsi="Consolas"/>
+                <w:sz w:val="18"/>
+                <w:szCs w:val="18"/>
+              </w:rPr>
+              <w:t xml:space="preserve"> image: &lt;image release-please&gt;</w:t>
+            </w:r>
+          </w:p>
+          <w:p>
+            <w:r>
+              <w:rPr>
+                <w:rFonts w:ascii="Consolas" w:cs="Consolas" w:eastAsia="Consolas" w:hAnsi="Consolas"/>
+                <w:sz w:val="18"/>
+                <w:szCs w:val="18"/>
+              </w:rPr>
+              <w:t xml:space="preserve"> rules:</w:t>
+            </w:r>
+          </w:p>
+          <w:p>
+            <w:r>
+              <w:rPr>
+                <w:rFonts w:ascii="Consolas" w:cs="Consolas" w:eastAsia="Consolas" w:hAnsi="Consolas"/>
+                <w:sz w:val="18"/>
+                <w:szCs w:val="18"/>
+              </w:rPr>
+              <w:t xml:space="preserve"> - if: '$CI_COMMIT_BRANCH == "main"' # cohérent : on tague main</w:t>
+            </w:r>
+          </w:p>
+          <w:p>
+            <w:r>
+              <w:rPr>
+                <w:rFonts w:ascii="Consolas" w:cs="Consolas" w:eastAsia="Consolas" w:hAnsi="Consolas"/>
+                <w:sz w:val="18"/>
+                <w:szCs w:val="18"/>
+              </w:rPr>
+              <w:t xml:space="preserve"> script:</w:t>
+            </w:r>
+          </w:p>
+          <w:p>
+            <w:r>
+              <w:rPr>
+                <w:rFonts w:ascii="Consolas" w:cs="Consolas" w:eastAsia="Consolas" w:hAnsi="Consolas"/>
+                <w:sz w:val="18"/>
+                <w:szCs w:val="18"/>
+              </w:rPr>
+              <w:t xml:space="preserve"> - release-please release-pr # met à jour la MR de release</w:t>
+            </w:r>
+          </w:p>
+          <w:p>
+            <w:r>
+              <w:rPr>
+                <w:rFonts w:ascii="Consolas" w:cs="Consolas" w:eastAsia="Consolas" w:hAnsi="Consolas"/>
+                <w:sz w:val="18"/>
+                <w:szCs w:val="18"/>
+              </w:rPr>
+              <w:t xml:space="preserve"> - release-please github-release # tag + release au merge de la MR</w:t>
             </w:r>
           </w:p>
           <w:p>
@@ -825,7 +825,7 @@
                 <w:sz w:val="18"/>
                 <w:szCs w:val="18"/>
               </w:rPr>
-              <w:t xml:space="preserve"># Résultat : version = déduite des commits selon la convention #70,</w:t>
+              <w:t xml:space="preserve"># Résultat : version = déduite des commits selon la convention,</w:t>
             </w:r>
           </w:p>
           <w:p>
@@ -864,7 +864,7 @@
         <w:spacing w:after="120"/>
       </w:pPr>
       <w:r>
-        <w:t xml:space="preserve">À la sortie, la version de la squad est calculée automatiquement à partir de commits conventionnels, selon la convention semver adoptée au #70, et une release n’est créée que lorsque la squad décide de publier — via une MR de release qu’elle fusionne, ou un déclenchement validé. Plus de tag à la main, plus de débat d’incrément à chaque release, mais surtout pas de bruit : on ne tague pas chaque merge, on tague les vraies releases. Le changelog est généré au passage. La métrique Releases taguées passe de « à la main, parfois » à « automatique, sur les vraies releases, et traçable ».</w:t>
+        <w:t xml:space="preserve">À la sortie, la version de la squad est calculée automatiquement à partir de commits conventionnels, selon la convention semver adoptée au adopter notre convention de version, et une release n’est créée que lorsque la squad décide de publier — via une MR de release qu’elle fusionne, ou un déclenchement validé. Plus de tag à la main, plus de débat d’incrément à chaque release, mais surtout pas de bruit : on ne tague pas chaque merge, on tague les vraies releases. Le changelog est généré au passage. La métrique Releases taguées passe de « à la main, parfois » à « automatique, sur les vraies releases, et traçable ».</w:t>
       </w:r>
     </w:p>
     <w:p>
@@ -910,7 +910,7 @@
         <w:spacing w:after="80"/>
       </w:pPr>
       <w:r>
-        <w:t xml:space="preserve">Zone « Mapping vers le #70 » — chaque type de commit relié à l’incrément défini au #70, types annexes tranchés.</w:t>
+        <w:t xml:space="preserve">Zone « Mapping vers le adopter notre convention de version » — chaque type de commit relié à l’incrément défini au adopter notre convention de version, types annexes tranchés.</w:t>
       </w:r>
     </w:p>
     <w:p>
@@ -1001,10 +1001,10 @@
           <w:b/>
           <w:bCs/>
         </w:rPr>
-        <w:t xml:space="preserve">(10 min) Mapper commits → convention #70</w:t>
-      </w:r>
-      <w:r>
-        <w:t xml:space="preserve"> — relier chaque type (fix, feat, rupture) à l’incrément défini au #70, et trancher les types annexes (docs, chore : pas de release).</w:t>
+        <w:t xml:space="preserve">(10 min) Mapper commits → convention</w:t>
+      </w:r>
+      <w:r>
+        <w:t xml:space="preserve"> — relier chaque type (fix, feat, rupture) à l’incrément défini au adopter notre convention de version, et trancher les types annexes (docs, chore : pas de release).</w:t>
       </w:r>
     </w:p>
     <w:p>
@@ -1098,7 +1098,7 @@
         <w:spacing w:after="80"/>
       </w:pPr>
       <w:r>
-        <w:t xml:space="preserve">Le mapping explicite des types de commit vers l’incrément défini au #70.</w:t>
+        <w:t xml:space="preserve">Le mapping explicite des types de commit vers l’incrément défini au adopter notre convention de version.</w:t>
       </w:r>
     </w:p>
     <w:p>
@@ -1140,7 +1140,7 @@
         <w:spacing w:after="120"/>
       </w:pPr>
       <w:r>
-        <w:t xml:space="preserve">L’action d’origine prévoyait de taguer automatiquement à chaque merge dans main. On l’a volontairement remplacée par conventional commits + release-please/semantic-release : auto-taguer chaque merge produit du bruit de versions (un numéro par merge, sans rapport avec les vraies releases) et détruit la lisibilité construite aux #68-70. L’approche retenue ne tague que les vraies releases, calcule l’incrément selon la convention déjà adoptée, et conserve la décision humaine de publier — cohérente avec la doctrine de la squad : l’intention dans le commit, le calcul à l’outil déterministe, la validation à l’humain.</w:t>
+        <w:t xml:space="preserve">L’action d’origine prévoyait de taguer automatiquement à chaque merge dans main. On l’a volontairement remplacée par conventional commits + release-please/semantic-release : auto-taguer chaque merge produit du bruit de versions (un numéro par merge, sans rapport avec les vraies releases) et détruit la lisibilité construite aux notre première release-70. L’approche retenue ne tague que les vraies releases, calcule l’incrément selon la convention déjà adoptée, et conserve la décision humaine de publier — cohérente avec la doctrine de la squad : l’intention dans le commit, le calcul à l’outil déterministe, la validation à l’humain.</w:t>
       </w:r>
     </w:p>
     <w:p>
@@ -1156,7 +1156,7 @@
         <w:spacing w:after="120"/>
       </w:pPr>
       <w:r>
-        <w:t xml:space="preserve">Suite directe du #70 : le #70 a produit la convention semver écrite ; le #71 la câble dans l’outillage pour qu’elle s’applique automatiquement, sans la réexpliquer. Le changelog généré ici recoupe l’action #72 (automatisation du changelog) — qui est elle-même un doublon de H04-98 signalé par le coach : prévoir de fusionner, le changelog étant un sous-produit naturel de la release pilotée mise en place ici, pas un atelier séparé.</w:t>
+        <w:t xml:space="preserve">Suite directe du adopter notre convention de version : le adopter notre convention de version a produit la convention semver écrite ; le #71 la câble dans l’outillage pour qu’elle s’applique automatiquement, sans la réexpliquer. Le changelog généré ici recoupe l’action (automatisation du changelog) — qui est elle-même un doublon de H04-98 signalé par le coach : prévoir de fusionner, le changelog étant un sous-produit naturel de la release pilotée mise en place ici, pas un atelier séparé.</w:t>
       </w:r>
     </w:p>
     <w:p>
@@ -1172,7 +1172,7 @@
         <w:spacing w:after="120"/>
       </w:pPr>
       <w:r>
-        <w:t xml:space="preserve">La version de la squad est désormais déduite automatiquement de commits conventionnels, selon la convention semver du #70, et une release n’est créée que lorsque la squad décide de publier — jamais à chaque merge. Le numéro reste fiable et lisible pour les équipes dépendantes, le changelog est généré sans effort, et la décision de publier reste un geste humain. L’automatisation a supprimé le travail mécanique sans introduire de bruit : c’est exactement la cible que l’auto-tag naïf aurait manquée. La question D04 atteint la systématisation propre, prête pour la consolidation au palier Formalisé.</w:t>
+        <w:t xml:space="preserve">La version de la squad est désormais déduite automatiquement de commits conventionnels, selon la convention semver du adopter notre convention de version, et une release n’est créée que lorsque la squad décide de publier — jamais à chaque merge. Le numéro reste fiable et lisible pour les équipes dépendantes, le changelog est généré sans effort, et la décision de publier reste un geste humain. L’automatisation a supprimé le travail mécanique sans introduire de bruit : c’est exactement la cible que l’auto-tag naïf aurait manquée. La question D04 atteint la systématisation propre, prête pour la consolidation au palier Formalisé.</w:t>
       </w:r>
     </w:p>
     <w:sectPr>
